--- a/astro-site/public/dl/plan-negocio-paellero-eventos/guia-tipos-paellero-roadmap-food-truck.docx
+++ b/astro-site/public/dl/plan-negocio-paellero-eventos/guia-tipos-paellero-roadmap-food-truck.docx
@@ -149,7 +149,7 @@
         <w:spacing w:after="120"/>
       </w:pPr>
       <w:r>
-        <w:t>Perdida del componente cultural del fuego de leña. No apto para indoor cerrado.</w:t>
+        <w:t>Pérdida del componente cultural del fuego de leña. No apto para indoor cerrado.</w:t>
       </w:r>
     </w:p>
     <w:p>
@@ -620,7 +620,7 @@
         <w:spacing w:after="120"/>
       </w:pPr>
       <w:r>
-        <w:t>Un food truck especializado en paella y arroces es una evolución natural del paellero itinerante. Permite operar con presencia diaria en festivales, mercados gastronómicos, ferias y rutas fijas. La inversión está en torno a 30.000-75.000 € según escenario, con un retorno de inversión típico de 18-30 meses.</w:t>
+        <w:t>Un food truck especializado en paella y arroces es una evolución natural del paellero itinerante. Permite operar con presencia diaria en festivales, mercados gastronómicos, ferias y rutas fijas. La inversión está en torno a 26.000-86.000 € según escenario (ver tabla del apartado 2), con un retorno de inversión típico de 18-30 meses.</w:t>
       </w:r>
     </w:p>
     <w:p>
@@ -1109,7 +1109,7 @@
         <w:spacing w:after="40"/>
       </w:pPr>
       <w:r>
-        <w:t>Madrid: Decreto 1/2014 + ordenanza municipal. Carnet venta ambulante + autorización por mercado.</w:t>
+        <w:t>Madrid: normativa autonómica de comercio ambulante y ordenanza municipal. Carnet venta ambulante + autorización por mercado.</w:t>
       </w:r>
     </w:p>
     <w:p>
@@ -1127,7 +1127,7 @@
         <w:spacing w:after="40"/>
       </w:pPr>
       <w:r>
-        <w:t>Comunidad Valenciana: Ley 1/2011 + ordenanza. Autorització venda no sedentària per municipi.</w:t>
+        <w:t>Comunidad Valenciana: Ley 3/2011 + Decreto 65/2012 + ordenanza. Autorització venda no sedentària per municipi.</w:t>
       </w:r>
     </w:p>
     <w:p>
@@ -1136,7 +1136,7 @@
         <w:spacing w:after="40"/>
       </w:pPr>
       <w:r>
-        <w:t>Andalucía: Ley 9/1988 + decreto desarrollo. Carnet vendedor ambulante + autorización municipal.</w:t>
+        <w:t>Andalucía: Decreto Legislativo 2/2012 (texto refundido de la Ley del Comercio Ambulante). Carnet vendedor ambulante + autorización municipal.</w:t>
       </w:r>
     </w:p>
     <w:p>
@@ -1145,7 +1145,7 @@
         <w:spacing w:after="40"/>
       </w:pPr>
       <w:r>
-        <w:t>Baleares: Decret 130/2010. Llicència de venda ambulant per ajuntament.</w:t>
+        <w:t>Baleares: Llei 11/2014 de comerç de les Illes Balears. Llicència de venda ambulant per ajuntament.</w:t>
       </w:r>
     </w:p>
     <w:p>
@@ -1163,7 +1163,7 @@
         <w:spacing w:after="40"/>
       </w:pPr>
       <w:r>
-        <w:t>Galicia: Decreto 84/2009. Tarxeta identificativa + autorización concello.</w:t>
+        <w:t>Galicia: Lei 13/2010 de comercio interior de Galicia. Tarxeta identificativa + autorización concello.</w:t>
       </w:r>
     </w:p>
     <w:p>
@@ -1172,7 +1172,7 @@
         <w:spacing w:after="40"/>
       </w:pPr>
       <w:r>
-        <w:t>Castilla y León: Decreto 187/2008. Carnet vendedor + autorización ayuntamiento.</w:t>
+        <w:t>Castilla y León: normativa autonómica de comercio ambulante y ordenanza municipal. Carnet vendedor + autorización ayuntamiento.</w:t>
       </w:r>
     </w:p>
     <w:p>
@@ -1391,13 +1391,35 @@
       </w:r>
     </w:p>
     <w:sectPr>
-      <w:pgSz w:w="12240" w:h="15840"/>
+      <w:headerReference w:type="default" r:id="rId9"/>
+      <w:footerReference w:type="default" r:id="rId10"/>
+      <w:pgSz w:w="11906" w:h="16838"/>
       <w:pgMar w:top="1440" w:right="1800" w:bottom="1440" w:left="1800" w:header="720" w:footer="720" w:gutter="0"/>
       <w:cols w:space="720"/>
       <w:docGrid w:linePitch="360"/>
     </w:sectPr>
   </w:body>
 </w:document>
+</file>
+
+<file path=word/footer1.xml><?xml version="1.0" encoding="utf-8"?>
+<w:ftr xmlns:m="http://schemas.openxmlformats.org/officeDocument/2006/math" xmlns:mc="http://schemas.openxmlformats.org/markup-compatibility/2006" xmlns:mo="http://schemas.microsoft.com/office/mac/office/2008/main" xmlns:mv="urn:schemas-microsoft-com:mac:vml" xmlns:o="urn:schemas-microsoft-com:office:office" xmlns:r="http://schemas.openxmlformats.org/officeDocument/2006/relationships" xmlns:v="urn:schemas-microsoft-com:vml" xmlns:w10="urn:schemas-microsoft-com:office:word" xmlns:w14="http://schemas.microsoft.com/office/word/2010/wordml" xmlns:w="http://schemas.openxmlformats.org/wordprocessingml/2006/main" xmlns:wne="http://schemas.microsoft.com/office/word/2006/wordml" xmlns:wp14="http://schemas.microsoft.com/office/word/2010/wordprocessingDrawing" xmlns:wp="http://schemas.openxmlformats.org/drawingml/2006/wordprocessingDrawing" xmlns:wpc="http://schemas.microsoft.com/office/word/2010/wordprocessingCanvas" xmlns:wpg="http://schemas.microsoft.com/office/word/2010/wordprocessingGroup" xmlns:wpi="http://schemas.microsoft.com/office/word/2010/wordprocessingInk" xmlns:wps="http://schemas.microsoft.com/office/word/2010/wordprocessingShape" mc:Ignorable="w14 wp14">
+  <w:p>
+    <w:pPr>
+      <w:pStyle w:val="Footer"/>
+    </w:pPr>
+  </w:p>
+</w:ftr>
+</file>
+
+<file path=word/header1.xml><?xml version="1.0" encoding="utf-8"?>
+<w:hdr xmlns:m="http://schemas.openxmlformats.org/officeDocument/2006/math" xmlns:mc="http://schemas.openxmlformats.org/markup-compatibility/2006" xmlns:mo="http://schemas.microsoft.com/office/mac/office/2008/main" xmlns:mv="urn:schemas-microsoft-com:mac:vml" xmlns:o="urn:schemas-microsoft-com:office:office" xmlns:r="http://schemas.openxmlformats.org/officeDocument/2006/relationships" xmlns:v="urn:schemas-microsoft-com:vml" xmlns:w10="urn:schemas-microsoft-com:office:word" xmlns:w14="http://schemas.microsoft.com/office/word/2010/wordml" xmlns:w="http://schemas.openxmlformats.org/wordprocessingml/2006/main" xmlns:wne="http://schemas.microsoft.com/office/word/2006/wordml" xmlns:wp14="http://schemas.microsoft.com/office/word/2010/wordprocessingDrawing" xmlns:wp="http://schemas.openxmlformats.org/drawingml/2006/wordprocessingDrawing" xmlns:wpc="http://schemas.microsoft.com/office/word/2010/wordprocessingCanvas" xmlns:wpg="http://schemas.microsoft.com/office/word/2010/wordprocessingGroup" xmlns:wpi="http://schemas.microsoft.com/office/word/2010/wordprocessingInk" xmlns:wps="http://schemas.microsoft.com/office/word/2010/wordprocessingShape" mc:Ignorable="w14 wp14">
+  <w:p>
+    <w:pPr>
+      <w:pStyle w:val="Header"/>
+    </w:pPr>
+  </w:p>
+</w:hdr>
 </file>
 
 <file path=word/numbering.xml><?xml version="1.0" encoding="utf-8"?>

--- a/astro-site/public/dl/plan-negocio-paellero-eventos/guia-tipos-paellero-roadmap-food-truck.docx
+++ b/astro-site/public/dl/plan-negocio-paellero-eventos/guia-tipos-paellero-roadmap-food-truck.docx
@@ -105,7 +105,7 @@
         <w:spacing w:after="120"/>
       </w:pPr>
       <w:r>
-        <w:t>Caso de uso: Profesional eventos · 99 % de la facturación</w:t>
+        <w:t>Caso de uso: Profesional eventos · la mayoría de los eventos</w:t>
       </w:r>
     </w:p>
     <w:p>
@@ -620,7 +620,7 @@
         <w:spacing w:after="120"/>
       </w:pPr>
       <w:r>
-        <w:t>Un food truck especializado en paella y arroces es una evolución natural del paellero itinerante. Permite operar con presencia diaria en festivales, mercados gastronómicos, ferias y rutas fijas. La inversión está en torno a 26.000-86.000 € según escenario (ver tabla del apartado 2), con un retorno de inversión típico de 18-30 meses.</w:t>
+        <w:t>Un food truck especializado en paella y arroces es una evolución natural del paellero itinerante. Permite operar con presencia diaria en festivales, mercados gastronómicos, ferias y rutas fijas. La inversión está en torno a 26.000-86.000 € según escenario (ver tabla del apartado 2), y el plazo de recuperación depende de la inversión y del volumen: mídelo con el plan financiero del kit.</w:t>
       </w:r>
     </w:p>
     <w:p>
@@ -1360,7 +1360,7 @@
         <w:spacing w:after="40"/>
       </w:pPr>
       <w:r>
-        <w:t>Food cost objetivo: 28-32 % (más bajo que paella eventos por compra a granel).</w:t>
+        <w:t>Food cost objetivo: 28-32 % (estimación del kit).</w:t>
       </w:r>
     </w:p>
     <w:p>
@@ -1369,7 +1369,7 @@
         <w:spacing w:after="40"/>
       </w:pPr>
       <w:r>
-        <w:t>Margen neto objetivo: 22-28 % (más bajo que paella eventos por costes operativos diarios).</w:t>
+        <w:t>Margen neto: calcúlalo con el plan financiero del kit; el caso de eventos deja un 7,8 % el primer año.</w:t>
       </w:r>
     </w:p>
     <w:p>
@@ -1387,7 +1387,7 @@
         <w:spacing w:after="40"/>
       </w:pPr>
       <w:r>
-        <w:t>Break-even típico: 18-30 meses según inversión inicial y volumen.</w:t>
+        <w:t>Break-even: depende de la inversión y del volumen; mídelo con el plan financiero del kit.</w:t>
       </w:r>
     </w:p>
     <w:sectPr>
